--- a/00_wxdash_2.0/08_create_variable_reference/FL24 instrument.docx
+++ b/00_wxdash_2.0/08_create_variable_reference/FL24 instrument.docx
@@ -1,6 +1,6 @@
 
 <file path=word/document.xml><?xml version="1.0" encoding="utf-8"?>
-<w:document xmlns:wpc="http://schemas.microsoft.com/office/word/2010/wordprocessingCanvas" xmlns:cx="http://schemas.microsoft.com/office/drawing/2014/chartex" xmlns:cx1="http://schemas.microsoft.com/office/drawing/2015/9/8/chartex" xmlns:cx2="http://schemas.microsoft.com/office/drawing/2015/10/21/chartex" xmlns:cx3="http://schemas.microsoft.com/office/drawing/2016/5/9/chartex" xmlns:cx4="http://schemas.microsoft.com/office/drawing/2016/5/10/chartex" xmlns:cx5="http://schemas.microsoft.com/office/drawing/2016/5/11/chartex" xmlns:cx6="http://schemas.microsoft.com/office/drawing/2016/5/12/chartex" xmlns:cx7="http://schemas.microsoft.com/office/drawing/2016/5/13/chartex" xmlns:cx8="http://schemas.microsoft.com/office/drawing/2016/5/14/chartex" xmlns:mc="http://schemas.openxmlformats.org/markup-compatibility/2006" xmlns:aink="http://schemas.microsoft.com/office/drawing/2016/ink" xmlns:am3d="http://schemas.microsoft.com/office/drawing/2017/model3d" xmlns:o="urn:schemas-microsoft-com:office:office" xmlns:oel="http://schemas.microsoft.com/office/2019/extlst" xmlns:r="http://schemas.openxmlformats.org/officeDocument/2006/relationships" xmlns:m="http://schemas.openxmlformats.org/officeDocument/2006/math" xmlns:v="urn:schemas-microsoft-com:vml" xmlns:wp14="http://schemas.microsoft.com/office/word/2010/wordprocessingDrawing" xmlns:wp="http://schemas.openxmlformats.org/drawingml/2006/wordprocessingDrawing" xmlns:w10="urn:schemas-microsoft-com:office:word" xmlns:w="http://schemas.openxmlformats.org/wordprocessingml/2006/main" xmlns:w14="http://schemas.microsoft.com/office/word/2010/wordml" xmlns:w15="http://schemas.microsoft.com/office/word/2012/wordml" xmlns:w16cex="http://schemas.microsoft.com/office/word/2018/wordml/cex" xmlns:w16cid="http://schemas.microsoft.com/office/word/2016/wordml/cid" xmlns:w16="http://schemas.microsoft.com/office/word/2018/wordml" xmlns:w16du="http://schemas.microsoft.com/office/word/2023/wordml/word16du" xmlns:w16sdtdh="http://schemas.microsoft.com/office/word/2020/wordml/sdtdatahash" xmlns:w16se="http://schemas.microsoft.com/office/word/2015/wordml/symex" xmlns:wpg="http://schemas.microsoft.com/office/word/2010/wordprocessingGroup" xmlns:wpi="http://schemas.microsoft.com/office/word/2010/wordprocessingInk" xmlns:wne="http://schemas.microsoft.com/office/word/2006/wordml" xmlns:wps="http://schemas.microsoft.com/office/word/2010/wordprocessingShape" mc:Ignorable="w14 w15 w16se w16cid w16 w16cex w16sdtdh w16du wp14">
+<w:document xmlns:wpc="http://schemas.microsoft.com/office/word/2010/wordprocessingCanvas" xmlns:cx="http://schemas.microsoft.com/office/drawing/2014/chartex" xmlns:cx1="http://schemas.microsoft.com/office/drawing/2015/9/8/chartex" xmlns:cx2="http://schemas.microsoft.com/office/drawing/2015/10/21/chartex" xmlns:cx3="http://schemas.microsoft.com/office/drawing/2016/5/9/chartex" xmlns:cx4="http://schemas.microsoft.com/office/drawing/2016/5/10/chartex" xmlns:cx5="http://schemas.microsoft.com/office/drawing/2016/5/11/chartex" xmlns:cx6="http://schemas.microsoft.com/office/drawing/2016/5/12/chartex" xmlns:cx7="http://schemas.microsoft.com/office/drawing/2016/5/13/chartex" xmlns:cx8="http://schemas.microsoft.com/office/drawing/2016/5/14/chartex" xmlns:mc="http://schemas.openxmlformats.org/markup-compatibility/2006" xmlns:m="http://schemas.openxmlformats.org/officeDocument/2006/math" xmlns:aink="http://schemas.microsoft.com/office/drawing/2016/ink" xmlns:am3d="http://schemas.microsoft.com/office/drawing/2017/model3d" xmlns:oel="http://schemas.microsoft.com/office/2019/extlst" xmlns:r="http://schemas.openxmlformats.org/officeDocument/2006/relationships" xmlns:wp14="http://schemas.microsoft.com/office/word/2010/wordprocessingDrawing" xmlns:wp="http://schemas.openxmlformats.org/drawingml/2006/wordprocessingDrawing" xmlns:wpg="http://schemas.microsoft.com/office/word/2010/wordprocessingGroup" xmlns:wpi="http://schemas.microsoft.com/office/word/2010/wordprocessingInk" xmlns:wps="http://schemas.microsoft.com/office/word/2010/wordprocessingShape" xmlns:o="urn:schemas-microsoft-com:office:office" xmlns:v="urn:schemas-microsoft-com:vml" xmlns:w10="urn:schemas-microsoft-com:office:word" xmlns:w="http://schemas.openxmlformats.org/wordprocessingml/2006/main" xmlns:w14="http://schemas.microsoft.com/office/word/2010/wordml" xmlns:w15="http://schemas.microsoft.com/office/word/2012/wordml" xmlns:w16cex="http://schemas.microsoft.com/office/word/2018/wordml/cex" xmlns:w16cid="http://schemas.microsoft.com/office/word/2016/wordml/cid" xmlns:w16="http://schemas.microsoft.com/office/word/2018/wordml" xmlns:w16sdtdh="http://schemas.microsoft.com/office/word/2020/wordml/sdtdatahash" xmlns:w16sdtfl="http://schemas.microsoft.com/office/word/2024/wordml/sdtformatlock" xmlns:w16se="http://schemas.microsoft.com/office/word/2015/wordml/symex" xmlns:w16du="http://schemas.microsoft.com/office/word/2023/wordml/word16du" xmlns:wne="http://schemas.microsoft.com/office/word/2006/wordml" mc:Ignorable="w14 w15 w16se w16cid w16 w16cex w16sdtdh w16sdtfl w16du wp14">
   <w:body>
     <w:p>
       <w:pPr>
@@ -55,7 +55,7 @@
           <w:sz w:val="20"/>
           <w:szCs w:val="20"/>
         </w:rPr>
-        <w:t>; Median Time = 19 min</w:t>
+        <w:t>; Median Time = 19</w:t>
       </w:r>
     </w:p>
     <w:p>
@@ -2431,66 +2431,48 @@
           <w:sz w:val="20"/>
           <w:szCs w:val="20"/>
         </w:rPr>
+        <w:t xml:space="preserve"> age 18 and older live in your current primary residence?</w:t>
+      </w:r>
+    </w:p>
+    <w:p>
+      <w:pPr>
+        <w:widowControl w:val="0"/>
+        <w:spacing w:line="240" w:lineRule="auto"/>
+        <w:rPr>
+          <w:rFonts w:ascii="Times New Roman" w:eastAsia="Times New Roman" w:hAnsi="Times New Roman" w:cs="Times New Roman"/>
+          <w:sz w:val="20"/>
+          <w:szCs w:val="20"/>
+        </w:rPr>
+      </w:pPr>
+      <w:r>
+        <w:rPr>
+          <w:rFonts w:ascii="Times New Roman" w:eastAsia="Times New Roman" w:hAnsi="Times New Roman" w:cs="Times New Roman"/>
+          <w:sz w:val="20"/>
+          <w:szCs w:val="20"/>
+        </w:rPr>
+        <w:t>[DROPDOWN;1 to More than 20]</w:t>
+      </w:r>
+    </w:p>
+    <w:p>
+      <w:pPr>
+        <w:widowControl w:val="0"/>
+        <w:spacing w:line="240" w:lineRule="auto"/>
+        <w:rPr>
+          <w:rFonts w:ascii="Times New Roman" w:eastAsia="Times New Roman" w:hAnsi="Times New Roman" w:cs="Times New Roman"/>
+          <w:b/>
+          <w:sz w:val="20"/>
+          <w:szCs w:val="20"/>
+        </w:rPr>
+      </w:pPr>
+      <w:r>
+        <w:rPr>
+          <w:rFonts w:ascii="Times New Roman" w:eastAsia="Times New Roman" w:hAnsi="Times New Roman" w:cs="Times New Roman"/>
+          <w:b/>
+          <w:sz w:val="20"/>
+          <w:szCs w:val="20"/>
+        </w:rPr>
         <w:t xml:space="preserve"> </w:t>
       </w:r>
-      <w:proofErr w:type="gramStart"/>
-      <w:r>
-        <w:rPr>
-          <w:rFonts w:ascii="Times New Roman" w:eastAsia="Times New Roman" w:hAnsi="Times New Roman" w:cs="Times New Roman"/>
-          <w:sz w:val="20"/>
-          <w:szCs w:val="20"/>
-        </w:rPr>
-        <w:t>age</w:t>
-      </w:r>
-      <w:proofErr w:type="gramEnd"/>
-      <w:r>
-        <w:rPr>
-          <w:rFonts w:ascii="Times New Roman" w:eastAsia="Times New Roman" w:hAnsi="Times New Roman" w:cs="Times New Roman"/>
-          <w:sz w:val="20"/>
-          <w:szCs w:val="20"/>
-        </w:rPr>
-        <w:t xml:space="preserve"> 18 and older live in your current primary residence?</w:t>
-      </w:r>
-    </w:p>
-    <w:p>
-      <w:pPr>
-        <w:widowControl w:val="0"/>
-        <w:spacing w:line="240" w:lineRule="auto"/>
-        <w:rPr>
-          <w:rFonts w:ascii="Times New Roman" w:eastAsia="Times New Roman" w:hAnsi="Times New Roman" w:cs="Times New Roman"/>
-          <w:sz w:val="20"/>
-          <w:szCs w:val="20"/>
-        </w:rPr>
-      </w:pPr>
-      <w:r>
-        <w:rPr>
-          <w:rFonts w:ascii="Times New Roman" w:eastAsia="Times New Roman" w:hAnsi="Times New Roman" w:cs="Times New Roman"/>
-          <w:sz w:val="20"/>
-          <w:szCs w:val="20"/>
-        </w:rPr>
-        <w:t>[DROPDOWN;1 to More than 20]</w:t>
-      </w:r>
-    </w:p>
-    <w:p>
-      <w:pPr>
-        <w:widowControl w:val="0"/>
-        <w:spacing w:line="240" w:lineRule="auto"/>
-        <w:rPr>
-          <w:rFonts w:ascii="Times New Roman" w:eastAsia="Times New Roman" w:hAnsi="Times New Roman" w:cs="Times New Roman"/>
-          <w:b/>
-          <w:sz w:val="20"/>
-          <w:szCs w:val="20"/>
-        </w:rPr>
-      </w:pPr>
-      <w:r>
-        <w:rPr>
-          <w:rFonts w:ascii="Times New Roman" w:eastAsia="Times New Roman" w:hAnsi="Times New Roman" w:cs="Times New Roman"/>
-          <w:b/>
-          <w:sz w:val="20"/>
-          <w:szCs w:val="20"/>
-        </w:rPr>
-        <w:t xml:space="preserve"> </w:t>
-      </w:r>
     </w:p>
     <w:p>
       <w:pPr>
@@ -2535,25 +2517,7 @@
           <w:sz w:val="20"/>
           <w:szCs w:val="20"/>
         </w:rPr>
-        <w:t xml:space="preserve"> </w:t>
-      </w:r>
-      <w:proofErr w:type="gramStart"/>
-      <w:r>
-        <w:rPr>
-          <w:rFonts w:ascii="Times New Roman" w:eastAsia="Times New Roman" w:hAnsi="Times New Roman" w:cs="Times New Roman"/>
-          <w:sz w:val="20"/>
-          <w:szCs w:val="20"/>
-        </w:rPr>
-        <w:t>age</w:t>
-      </w:r>
-      <w:proofErr w:type="gramEnd"/>
-      <w:r>
-        <w:rPr>
-          <w:rFonts w:ascii="Times New Roman" w:eastAsia="Times New Roman" w:hAnsi="Times New Roman" w:cs="Times New Roman"/>
-          <w:sz w:val="20"/>
-          <w:szCs w:val="20"/>
-        </w:rPr>
-        <w:t xml:space="preserve"> 17 and younger live in your current primary residence?</w:t>
+        <w:t xml:space="preserve"> age 17 and younger live in your current primary residence?</w:t>
       </w:r>
     </w:p>
     <w:p>
@@ -4328,25 +4292,7 @@
           <w:sz w:val="20"/>
           <w:szCs w:val="20"/>
         </w:rPr>
-        <w:t xml:space="preserve">: </w:t>
-      </w:r>
-      <w:proofErr w:type="gramStart"/>
-      <w:r>
-        <w:rPr>
-          <w:rFonts w:ascii="Times New Roman" w:eastAsia="Times New Roman" w:hAnsi="Times New Roman" w:cs="Times New Roman"/>
-          <w:sz w:val="20"/>
-          <w:szCs w:val="20"/>
-        </w:rPr>
-        <w:t>Social Media</w:t>
-      </w:r>
-      <w:proofErr w:type="gramEnd"/>
-      <w:r>
-        <w:rPr>
-          <w:rFonts w:ascii="Times New Roman" w:eastAsia="Times New Roman" w:hAnsi="Times New Roman" w:cs="Times New Roman"/>
-          <w:sz w:val="20"/>
-          <w:szCs w:val="20"/>
-        </w:rPr>
-        <w:t xml:space="preserve">, such as Facebook </w:t>
+        <w:t xml:space="preserve">: Social Media, such as Facebook </w:t>
       </w:r>
     </w:p>
     <w:p>
@@ -15677,25 +15623,7 @@
           <w:sz w:val="20"/>
           <w:szCs w:val="20"/>
         </w:rPr>
-        <w:t xml:space="preserve">: </w:t>
-      </w:r>
-      <w:proofErr w:type="gramStart"/>
-      <w:r>
-        <w:rPr>
-          <w:rFonts w:ascii="Times New Roman" w:eastAsia="Times New Roman" w:hAnsi="Times New Roman" w:cs="Times New Roman"/>
-          <w:sz w:val="20"/>
-          <w:szCs w:val="20"/>
-        </w:rPr>
-        <w:t>Social media</w:t>
-      </w:r>
-      <w:proofErr w:type="gramEnd"/>
-      <w:r>
-        <w:rPr>
-          <w:rFonts w:ascii="Times New Roman" w:eastAsia="Times New Roman" w:hAnsi="Times New Roman" w:cs="Times New Roman"/>
-          <w:sz w:val="20"/>
-          <w:szCs w:val="20"/>
-        </w:rPr>
-        <w:t xml:space="preserve">, such as Facebook </w:t>
+        <w:t xml:space="preserve">: Social media, such as Facebook </w:t>
       </w:r>
     </w:p>
     <w:p>
@@ -22877,7 +22805,7 @@
 </file>
 
 <file path=word/endnotes.xml><?xml version="1.0" encoding="utf-8"?>
-<w:endnotes xmlns:wpc="http://schemas.microsoft.com/office/word/2010/wordprocessingCanvas" xmlns:cx="http://schemas.microsoft.com/office/drawing/2014/chartex" xmlns:cx1="http://schemas.microsoft.com/office/drawing/2015/9/8/chartex" xmlns:cx2="http://schemas.microsoft.com/office/drawing/2015/10/21/chartex" xmlns:cx3="http://schemas.microsoft.com/office/drawing/2016/5/9/chartex" xmlns:cx4="http://schemas.microsoft.com/office/drawing/2016/5/10/chartex" xmlns:cx5="http://schemas.microsoft.com/office/drawing/2016/5/11/chartex" xmlns:cx6="http://schemas.microsoft.com/office/drawing/2016/5/12/chartex" xmlns:cx7="http://schemas.microsoft.com/office/drawing/2016/5/13/chartex" xmlns:cx8="http://schemas.microsoft.com/office/drawing/2016/5/14/chartex" xmlns:mc="http://schemas.openxmlformats.org/markup-compatibility/2006" xmlns:aink="http://schemas.microsoft.com/office/drawing/2016/ink" xmlns:am3d="http://schemas.microsoft.com/office/drawing/2017/model3d" xmlns:o="urn:schemas-microsoft-com:office:office" xmlns:oel="http://schemas.microsoft.com/office/2019/extlst" xmlns:r="http://schemas.openxmlformats.org/officeDocument/2006/relationships" xmlns:m="http://schemas.openxmlformats.org/officeDocument/2006/math" xmlns:v="urn:schemas-microsoft-com:vml" xmlns:wp14="http://schemas.microsoft.com/office/word/2010/wordprocessingDrawing" xmlns:wp="http://schemas.openxmlformats.org/drawingml/2006/wordprocessingDrawing" xmlns:w10="urn:schemas-microsoft-com:office:word" xmlns:w="http://schemas.openxmlformats.org/wordprocessingml/2006/main" xmlns:w14="http://schemas.microsoft.com/office/word/2010/wordml" xmlns:w15="http://schemas.microsoft.com/office/word/2012/wordml" xmlns:w16cex="http://schemas.microsoft.com/office/word/2018/wordml/cex" xmlns:w16cid="http://schemas.microsoft.com/office/word/2016/wordml/cid" xmlns:w16="http://schemas.microsoft.com/office/word/2018/wordml" xmlns:w16du="http://schemas.microsoft.com/office/word/2023/wordml/word16du" xmlns:w16sdtdh="http://schemas.microsoft.com/office/word/2020/wordml/sdtdatahash" xmlns:w16se="http://schemas.microsoft.com/office/word/2015/wordml/symex" xmlns:wpg="http://schemas.microsoft.com/office/word/2010/wordprocessingGroup" xmlns:wpi="http://schemas.microsoft.com/office/word/2010/wordprocessingInk" xmlns:wne="http://schemas.microsoft.com/office/word/2006/wordml" xmlns:wps="http://schemas.microsoft.com/office/word/2010/wordprocessingShape" mc:Ignorable="w14 w15 w16se w16cid w16 w16cex w16sdtdh w16du wp14">
+<w:endnotes xmlns:wpc="http://schemas.microsoft.com/office/word/2010/wordprocessingCanvas" xmlns:cx="http://schemas.microsoft.com/office/drawing/2014/chartex" xmlns:cx1="http://schemas.microsoft.com/office/drawing/2015/9/8/chartex" xmlns:cx2="http://schemas.microsoft.com/office/drawing/2015/10/21/chartex" xmlns:cx3="http://schemas.microsoft.com/office/drawing/2016/5/9/chartex" xmlns:cx4="http://schemas.microsoft.com/office/drawing/2016/5/10/chartex" xmlns:cx5="http://schemas.microsoft.com/office/drawing/2016/5/11/chartex" xmlns:cx6="http://schemas.microsoft.com/office/drawing/2016/5/12/chartex" xmlns:cx7="http://schemas.microsoft.com/office/drawing/2016/5/13/chartex" xmlns:cx8="http://schemas.microsoft.com/office/drawing/2016/5/14/chartex" xmlns:mc="http://schemas.openxmlformats.org/markup-compatibility/2006" xmlns:m="http://schemas.openxmlformats.org/officeDocument/2006/math" xmlns:aink="http://schemas.microsoft.com/office/drawing/2016/ink" xmlns:am3d="http://schemas.microsoft.com/office/drawing/2017/model3d" xmlns:oel="http://schemas.microsoft.com/office/2019/extlst" xmlns:r="http://schemas.openxmlformats.org/officeDocument/2006/relationships" xmlns:wp14="http://schemas.microsoft.com/office/word/2010/wordprocessingDrawing" xmlns:wp="http://schemas.openxmlformats.org/drawingml/2006/wordprocessingDrawing" xmlns:wpg="http://schemas.microsoft.com/office/word/2010/wordprocessingGroup" xmlns:wpi="http://schemas.microsoft.com/office/word/2010/wordprocessingInk" xmlns:wps="http://schemas.microsoft.com/office/word/2010/wordprocessingShape" xmlns:o="urn:schemas-microsoft-com:office:office" xmlns:v="urn:schemas-microsoft-com:vml" xmlns:w10="urn:schemas-microsoft-com:office:word" xmlns:w="http://schemas.openxmlformats.org/wordprocessingml/2006/main" xmlns:w14="http://schemas.microsoft.com/office/word/2010/wordml" xmlns:w15="http://schemas.microsoft.com/office/word/2012/wordml" xmlns:w16cex="http://schemas.microsoft.com/office/word/2018/wordml/cex" xmlns:w16cid="http://schemas.microsoft.com/office/word/2016/wordml/cid" xmlns:w16="http://schemas.microsoft.com/office/word/2018/wordml" xmlns:w16sdtdh="http://schemas.microsoft.com/office/word/2020/wordml/sdtdatahash" xmlns:w16sdtfl="http://schemas.microsoft.com/office/word/2024/wordml/sdtformatlock" xmlns:w16se="http://schemas.microsoft.com/office/word/2015/wordml/symex" xmlns:w16du="http://schemas.microsoft.com/office/word/2023/wordml/word16du" xmlns:wne="http://schemas.microsoft.com/office/word/2006/wordml" mc:Ignorable="w14 w15 w16se w16cid w16 w16cex w16sdtdh w16sdtfl w16du wp14">
   <w:endnote w:type="separator" w:id="-1">
     <w:p>
       <w:pPr>
@@ -22902,7 +22830,7 @@
 </file>
 
 <file path=word/footnotes.xml><?xml version="1.0" encoding="utf-8"?>
-<w:footnotes xmlns:wpc="http://schemas.microsoft.com/office/word/2010/wordprocessingCanvas" xmlns:cx="http://schemas.microsoft.com/office/drawing/2014/chartex" xmlns:cx1="http://schemas.microsoft.com/office/drawing/2015/9/8/chartex" xmlns:cx2="http://schemas.microsoft.com/office/drawing/2015/10/21/chartex" xmlns:cx3="http://schemas.microsoft.com/office/drawing/2016/5/9/chartex" xmlns:cx4="http://schemas.microsoft.com/office/drawing/2016/5/10/chartex" xmlns:cx5="http://schemas.microsoft.com/office/drawing/2016/5/11/chartex" xmlns:cx6="http://schemas.microsoft.com/office/drawing/2016/5/12/chartex" xmlns:cx7="http://schemas.microsoft.com/office/drawing/2016/5/13/chartex" xmlns:cx8="http://schemas.microsoft.com/office/drawing/2016/5/14/chartex" xmlns:mc="http://schemas.openxmlformats.org/markup-compatibility/2006" xmlns:aink="http://schemas.microsoft.com/office/drawing/2016/ink" xmlns:am3d="http://schemas.microsoft.com/office/drawing/2017/model3d" xmlns:o="urn:schemas-microsoft-com:office:office" xmlns:oel="http://schemas.microsoft.com/office/2019/extlst" xmlns:r="http://schemas.openxmlformats.org/officeDocument/2006/relationships" xmlns:m="http://schemas.openxmlformats.org/officeDocument/2006/math" xmlns:v="urn:schemas-microsoft-com:vml" xmlns:wp14="http://schemas.microsoft.com/office/word/2010/wordprocessingDrawing" xmlns:wp="http://schemas.openxmlformats.org/drawingml/2006/wordprocessingDrawing" xmlns:w10="urn:schemas-microsoft-com:office:word" xmlns:w="http://schemas.openxmlformats.org/wordprocessingml/2006/main" xmlns:w14="http://schemas.microsoft.com/office/word/2010/wordml" xmlns:w15="http://schemas.microsoft.com/office/word/2012/wordml" xmlns:w16cex="http://schemas.microsoft.com/office/word/2018/wordml/cex" xmlns:w16cid="http://schemas.microsoft.com/office/word/2016/wordml/cid" xmlns:w16="http://schemas.microsoft.com/office/word/2018/wordml" xmlns:w16du="http://schemas.microsoft.com/office/word/2023/wordml/word16du" xmlns:w16sdtdh="http://schemas.microsoft.com/office/word/2020/wordml/sdtdatahash" xmlns:w16se="http://schemas.microsoft.com/office/word/2015/wordml/symex" xmlns:wpg="http://schemas.microsoft.com/office/word/2010/wordprocessingGroup" xmlns:wpi="http://schemas.microsoft.com/office/word/2010/wordprocessingInk" xmlns:wne="http://schemas.microsoft.com/office/word/2006/wordml" xmlns:wps="http://schemas.microsoft.com/office/word/2010/wordprocessingShape" mc:Ignorable="w14 w15 w16se w16cid w16 w16cex w16sdtdh w16du wp14">
+<w:footnotes xmlns:wpc="http://schemas.microsoft.com/office/word/2010/wordprocessingCanvas" xmlns:cx="http://schemas.microsoft.com/office/drawing/2014/chartex" xmlns:cx1="http://schemas.microsoft.com/office/drawing/2015/9/8/chartex" xmlns:cx2="http://schemas.microsoft.com/office/drawing/2015/10/21/chartex" xmlns:cx3="http://schemas.microsoft.com/office/drawing/2016/5/9/chartex" xmlns:cx4="http://schemas.microsoft.com/office/drawing/2016/5/10/chartex" xmlns:cx5="http://schemas.microsoft.com/office/drawing/2016/5/11/chartex" xmlns:cx6="http://schemas.microsoft.com/office/drawing/2016/5/12/chartex" xmlns:cx7="http://schemas.microsoft.com/office/drawing/2016/5/13/chartex" xmlns:cx8="http://schemas.microsoft.com/office/drawing/2016/5/14/chartex" xmlns:mc="http://schemas.openxmlformats.org/markup-compatibility/2006" xmlns:m="http://schemas.openxmlformats.org/officeDocument/2006/math" xmlns:aink="http://schemas.microsoft.com/office/drawing/2016/ink" xmlns:am3d="http://schemas.microsoft.com/office/drawing/2017/model3d" xmlns:oel="http://schemas.microsoft.com/office/2019/extlst" xmlns:r="http://schemas.openxmlformats.org/officeDocument/2006/relationships" xmlns:wp14="http://schemas.microsoft.com/office/word/2010/wordprocessingDrawing" xmlns:wp="http://schemas.openxmlformats.org/drawingml/2006/wordprocessingDrawing" xmlns:wpg="http://schemas.microsoft.com/office/word/2010/wordprocessingGroup" xmlns:wpi="http://schemas.microsoft.com/office/word/2010/wordprocessingInk" xmlns:wps="http://schemas.microsoft.com/office/word/2010/wordprocessingShape" xmlns:o="urn:schemas-microsoft-com:office:office" xmlns:v="urn:schemas-microsoft-com:vml" xmlns:w10="urn:schemas-microsoft-com:office:word" xmlns:w="http://schemas.openxmlformats.org/wordprocessingml/2006/main" xmlns:w14="http://schemas.microsoft.com/office/word/2010/wordml" xmlns:w15="http://schemas.microsoft.com/office/word/2012/wordml" xmlns:w16cex="http://schemas.microsoft.com/office/word/2018/wordml/cex" xmlns:w16cid="http://schemas.microsoft.com/office/word/2016/wordml/cid" xmlns:w16="http://schemas.microsoft.com/office/word/2018/wordml" xmlns:w16sdtdh="http://schemas.microsoft.com/office/word/2020/wordml/sdtdatahash" xmlns:w16sdtfl="http://schemas.microsoft.com/office/word/2024/wordml/sdtformatlock" xmlns:w16se="http://schemas.microsoft.com/office/word/2015/wordml/symex" xmlns:w16du="http://schemas.microsoft.com/office/word/2023/wordml/word16du" xmlns:wne="http://schemas.microsoft.com/office/word/2006/wordml" mc:Ignorable="w14 w15 w16se w16cid w16 w16cex w16sdtdh w16sdtfl w16du wp14">
   <w:footnote w:type="separator" w:id="-1">
     <w:p>
       <w:pPr>
@@ -22927,7 +22855,7 @@
 </file>
 
 <file path=word/header1.xml><?xml version="1.0" encoding="utf-8"?>
-<w:hdr xmlns:wpc="http://schemas.microsoft.com/office/word/2010/wordprocessingCanvas" xmlns:cx="http://schemas.microsoft.com/office/drawing/2014/chartex" xmlns:cx1="http://schemas.microsoft.com/office/drawing/2015/9/8/chartex" xmlns:cx2="http://schemas.microsoft.com/office/drawing/2015/10/21/chartex" xmlns:cx3="http://schemas.microsoft.com/office/drawing/2016/5/9/chartex" xmlns:cx4="http://schemas.microsoft.com/office/drawing/2016/5/10/chartex" xmlns:cx5="http://schemas.microsoft.com/office/drawing/2016/5/11/chartex" xmlns:cx6="http://schemas.microsoft.com/office/drawing/2016/5/12/chartex" xmlns:cx7="http://schemas.microsoft.com/office/drawing/2016/5/13/chartex" xmlns:cx8="http://schemas.microsoft.com/office/drawing/2016/5/14/chartex" xmlns:mc="http://schemas.openxmlformats.org/markup-compatibility/2006" xmlns:aink="http://schemas.microsoft.com/office/drawing/2016/ink" xmlns:am3d="http://schemas.microsoft.com/office/drawing/2017/model3d" xmlns:o="urn:schemas-microsoft-com:office:office" xmlns:oel="http://schemas.microsoft.com/office/2019/extlst" xmlns:r="http://schemas.openxmlformats.org/officeDocument/2006/relationships" xmlns:m="http://schemas.openxmlformats.org/officeDocument/2006/math" xmlns:v="urn:schemas-microsoft-com:vml" xmlns:wp14="http://schemas.microsoft.com/office/word/2010/wordprocessingDrawing" xmlns:wp="http://schemas.openxmlformats.org/drawingml/2006/wordprocessingDrawing" xmlns:w10="urn:schemas-microsoft-com:office:word" xmlns:w="http://schemas.openxmlformats.org/wordprocessingml/2006/main" xmlns:w14="http://schemas.microsoft.com/office/word/2010/wordml" xmlns:w15="http://schemas.microsoft.com/office/word/2012/wordml" xmlns:w16cex="http://schemas.microsoft.com/office/word/2018/wordml/cex" xmlns:w16cid="http://schemas.microsoft.com/office/word/2016/wordml/cid" xmlns:w16="http://schemas.microsoft.com/office/word/2018/wordml" xmlns:w16du="http://schemas.microsoft.com/office/word/2023/wordml/word16du" xmlns:w16sdtdh="http://schemas.microsoft.com/office/word/2020/wordml/sdtdatahash" xmlns:w16se="http://schemas.microsoft.com/office/word/2015/wordml/symex" xmlns:wpg="http://schemas.microsoft.com/office/word/2010/wordprocessingGroup" xmlns:wpi="http://schemas.microsoft.com/office/word/2010/wordprocessingInk" xmlns:wne="http://schemas.microsoft.com/office/word/2006/wordml" xmlns:wps="http://schemas.microsoft.com/office/word/2010/wordprocessingShape" mc:Ignorable="w14 w15 w16se w16cid w16 w16cex w16sdtdh w16du wp14">
+<w:hdr xmlns:wpc="http://schemas.microsoft.com/office/word/2010/wordprocessingCanvas" xmlns:cx="http://schemas.microsoft.com/office/drawing/2014/chartex" xmlns:cx1="http://schemas.microsoft.com/office/drawing/2015/9/8/chartex" xmlns:cx2="http://schemas.microsoft.com/office/drawing/2015/10/21/chartex" xmlns:cx3="http://schemas.microsoft.com/office/drawing/2016/5/9/chartex" xmlns:cx4="http://schemas.microsoft.com/office/drawing/2016/5/10/chartex" xmlns:cx5="http://schemas.microsoft.com/office/drawing/2016/5/11/chartex" xmlns:cx6="http://schemas.microsoft.com/office/drawing/2016/5/12/chartex" xmlns:cx7="http://schemas.microsoft.com/office/drawing/2016/5/13/chartex" xmlns:cx8="http://schemas.microsoft.com/office/drawing/2016/5/14/chartex" xmlns:mc="http://schemas.openxmlformats.org/markup-compatibility/2006" xmlns:m="http://schemas.openxmlformats.org/officeDocument/2006/math" xmlns:aink="http://schemas.microsoft.com/office/drawing/2016/ink" xmlns:am3d="http://schemas.microsoft.com/office/drawing/2017/model3d" xmlns:oel="http://schemas.microsoft.com/office/2019/extlst" xmlns:r="http://schemas.openxmlformats.org/officeDocument/2006/relationships" xmlns:wp14="http://schemas.microsoft.com/office/word/2010/wordprocessingDrawing" xmlns:wp="http://schemas.openxmlformats.org/drawingml/2006/wordprocessingDrawing" xmlns:wpg="http://schemas.microsoft.com/office/word/2010/wordprocessingGroup" xmlns:wpi="http://schemas.microsoft.com/office/word/2010/wordprocessingInk" xmlns:wps="http://schemas.microsoft.com/office/word/2010/wordprocessingShape" xmlns:o="urn:schemas-microsoft-com:office:office" xmlns:v="urn:schemas-microsoft-com:vml" xmlns:w10="urn:schemas-microsoft-com:office:word" xmlns:w="http://schemas.openxmlformats.org/wordprocessingml/2006/main" xmlns:w14="http://schemas.microsoft.com/office/word/2010/wordml" xmlns:w15="http://schemas.microsoft.com/office/word/2012/wordml" xmlns:w16cex="http://schemas.microsoft.com/office/word/2018/wordml/cex" xmlns:w16cid="http://schemas.microsoft.com/office/word/2016/wordml/cid" xmlns:w16="http://schemas.microsoft.com/office/word/2018/wordml" xmlns:w16sdtdh="http://schemas.microsoft.com/office/word/2020/wordml/sdtdatahash" xmlns:w16sdtfl="http://schemas.microsoft.com/office/word/2024/wordml/sdtformatlock" xmlns:w16se="http://schemas.microsoft.com/office/word/2015/wordml/symex" xmlns:w16du="http://schemas.microsoft.com/office/word/2023/wordml/word16du" xmlns:wne="http://schemas.microsoft.com/office/word/2006/wordml" mc:Ignorable="w14 w15 w16se w16cid w16 w16cex w16sdtdh w16sdtfl w16du wp14">
   <w:p>
     <w:pPr>
       <w:jc w:val="center"/>
@@ -22941,7 +22869,7 @@
 </file>
 
 <file path=word/styles.xml><?xml version="1.0" encoding="utf-8"?>
-<w:styles xmlns:mc="http://schemas.openxmlformats.org/markup-compatibility/2006" xmlns:r="http://schemas.openxmlformats.org/officeDocument/2006/relationships" xmlns:w="http://schemas.openxmlformats.org/wordprocessingml/2006/main" xmlns:w14="http://schemas.microsoft.com/office/word/2010/wordml" xmlns:w15="http://schemas.microsoft.com/office/word/2012/wordml" xmlns:w16cex="http://schemas.microsoft.com/office/word/2018/wordml/cex" xmlns:w16cid="http://schemas.microsoft.com/office/word/2016/wordml/cid" xmlns:w16="http://schemas.microsoft.com/office/word/2018/wordml" xmlns:w16du="http://schemas.microsoft.com/office/word/2023/wordml/word16du" xmlns:w16sdtdh="http://schemas.microsoft.com/office/word/2020/wordml/sdtdatahash" xmlns:w16se="http://schemas.microsoft.com/office/word/2015/wordml/symex" mc:Ignorable="w14 w15 w16se w16cid w16 w16cex w16sdtdh w16du">
+<w:styles xmlns:mc="http://schemas.openxmlformats.org/markup-compatibility/2006" xmlns:r="http://schemas.openxmlformats.org/officeDocument/2006/relationships" xmlns:w="http://schemas.openxmlformats.org/wordprocessingml/2006/main" xmlns:w14="http://schemas.microsoft.com/office/word/2010/wordml" xmlns:w15="http://schemas.microsoft.com/office/word/2012/wordml" xmlns:w16cex="http://schemas.microsoft.com/office/word/2018/wordml/cex" xmlns:w16cid="http://schemas.microsoft.com/office/word/2016/wordml/cid" xmlns:w16="http://schemas.microsoft.com/office/word/2018/wordml" xmlns:w16sdtdh="http://schemas.microsoft.com/office/word/2020/wordml/sdtdatahash" xmlns:w16sdtfl="http://schemas.microsoft.com/office/word/2024/wordml/sdtformatlock" xmlns:w16se="http://schemas.microsoft.com/office/word/2015/wordml/symex" xmlns:w16du="http://schemas.microsoft.com/office/word/2023/wordml/word16du" mc:Ignorable="w14 w15 w16se w16cid w16 w16cex w16sdtdh w16sdtfl w16du">
   <w:docDefaults>
     <w:rPrDefault>
       <w:rPr>
@@ -23455,6 +23383,7 @@
   <w:style w:type="character" w:default="1" w:styleId="DefaultParagraphFont">
     <w:name w:val="Default Paragraph Font"/>
     <w:uiPriority w:val="1"/>
+    <w:semiHidden/>
     <w:unhideWhenUsed/>
   </w:style>
   <w:style w:type="table" w:default="1" w:styleId="TableNormal">

--- a/00_wxdash_2.0/08_create_variable_reference/FL24 instrument.docx
+++ b/00_wxdash_2.0/08_create_variable_reference/FL24 instrument.docx
@@ -56,6 +56,14 @@
           <w:szCs w:val="20"/>
         </w:rPr>
         <w:t>; Median Time = 19</w:t>
+      </w:r>
+      <w:r>
+        <w:rPr>
+          <w:rFonts w:ascii="Times New Roman" w:eastAsia="Times New Roman" w:hAnsi="Times New Roman" w:cs="Times New Roman"/>
+          <w:sz w:val="20"/>
+          <w:szCs w:val="20"/>
+        </w:rPr>
+        <w:t xml:space="preserve"> min</w:t>
       </w:r>
     </w:p>
     <w:p>
